--- a/public/retrieval-word-templates.docx
+++ b/public/retrieval-word-templates.docx
@@ -7,7 +7,7 @@
         <w:pStyle w:val="Title"/>
       </w:pPr>
       <w:r>
-        <w:t>Brain dump template</w:t>
+        <w:t>Brain dump</w:t>
       </w:r>
     </w:p>
     <w:p>
@@ -15,14 +15,76 @@
         <w:t>Topic [Add your taught topic]     Name __________________     Date __________</w:t>
       </w:r>
     </w:p>
+    <w:tbl>
+      <w:tblPr>
+        <w:tblW w:type="auto" w:w="0"/>
+        <w:tblLook w:firstColumn="1" w:firstRow="1" w:lastColumn="0" w:lastRow="0" w:noHBand="0" w:noVBand="1" w:val="04A0"/>
+      </w:tblPr>
+      <w:tblGrid>
+        <w:gridCol w:w="3456"/>
+        <w:gridCol w:w="3456"/>
+        <w:gridCol w:w="3456"/>
+      </w:tblGrid>
+      <w:tr>
+        <w:tc>
+          <w:tcPr>
+            <w:tcW w:type="dxa" w:w="3456"/>
+            <w:shd w:fill="E7EEF0"/>
+          </w:tcPr>
+          <w:p>
+            <w:pPr>
+              <w:spacing w:before="120" w:after="120"/>
+            </w:pPr>
+            <w:r>
+              <w:rPr>
+                <w:b/>
+                <w:sz w:val="20"/>
+              </w:rPr>
+              <w:t>01  RECALL</w:t>
+            </w:r>
+          </w:p>
+        </w:tc>
+        <w:tc>
+          <w:tcPr>
+            <w:tcW w:type="dxa" w:w="3456"/>
+            <w:shd w:fill="E7EEF0"/>
+          </w:tcPr>
+          <w:p>
+            <w:pPr>
+              <w:spacing w:before="120" w:after="120"/>
+            </w:pPr>
+            <w:r>
+              <w:rPr>
+                <w:b/>
+                <w:sz w:val="20"/>
+              </w:rPr>
+              <w:t>02  CHECK</w:t>
+            </w:r>
+          </w:p>
+        </w:tc>
+        <w:tc>
+          <w:tcPr>
+            <w:tcW w:type="dxa" w:w="3456"/>
+            <w:shd w:fill="E7EEF0"/>
+          </w:tcPr>
+          <w:p>
+            <w:pPr>
+              <w:spacing w:before="120" w:after="120"/>
+            </w:pPr>
+            <w:r>
+              <w:rPr>
+                <w:b/>
+                <w:sz w:val="20"/>
+              </w:rPr>
+              <w:t>03  IMPROVE</w:t>
+            </w:r>
+          </w:p>
+        </w:tc>
+      </w:tr>
+    </w:tbl>
     <w:p>
       <w:r>
-        <w:t>Teacher setup: Replace the bracketed prompts with your own content before printing. Keep checked answers ready for feedback.</w:t>
-      </w:r>
-    </w:p>
-    <w:p>
-      <w:r>
-        <w:t>Student routine: Recall without notes first. Then check and improve in a different colour.</w:t>
+        <w:t>Start with what you remember. Add corrections after feedback.</w:t>
       </w:r>
     </w:p>
     <w:tbl>
@@ -55,16 +117,30 @@
               <w:bottom w:w="120" w:type="dxa"/>
               <w:right w:w="120" w:type="dxa"/>
             </w:tcMar>
+            <w:shd w:fill="F3F6F5"/>
           </w:tcPr>
+          <w:p>
+            <w:pPr>
+              <w:spacing w:after="160"/>
+            </w:pPr>
+            <w:r>
+              <w:rPr>
+                <w:b/>
+                <w:sz w:val="26"/>
+              </w:rPr>
+              <w:t>What can you remember</w:t>
+            </w:r>
+          </w:p>
           <w:p>
             <w:r>
               <w:rPr>
-                <w:b/>
+                <w:color w:val="656B69"/>
+                <w:sz w:val="20"/>
               </w:rPr>
-              <w:t>[Add a recall focus]</w:t>
+              <w:t>[Your recall focus]</w:t>
               <w:br/>
               <w:br/>
-              <w:t>Write or sketch remembered knowledge.</w:t>
+              <w:t>Write, sketch and connect ideas.</w:t>
             </w:r>
           </w:p>
         </w:tc>
@@ -76,38 +152,10 @@
         <w:spacing w:after="100"/>
       </w:pPr>
       <w:r>
-        <w:t>My correction or next revisit ______________________________________________</w:t>
+        <w:t>Check and improve</w:t>
+        <w:br/>
+        <w:t>One idea to correct or revisit __________________________________________</w:t>
       </w:r>
-    </w:p>
-    <w:p>
-      <w:r>
-        <w:rPr>
-          <w:sz w:val="18"/>
-        </w:rPr>
-        <w:t>Teacher check: Sample explanations as well as keywords. Ask students to retrieve a corrected idea again later.</w:t>
-      </w:r>
-    </w:p>
-    <w:p>
-      <w:hyperlink r:id="rId10">
-        <w:r>
-          <w:rPr>
-            <w:u w:val="single"/>
-            <w:sz w:val="18"/>
-          </w:rPr>
-          <w:t>Credit and source: Pooja K. Agarwal — classroom guidance</w:t>
-        </w:r>
-      </w:hyperlink>
-    </w:p>
-    <w:p>
-      <w:hyperlink r:id="rId11">
-        <w:r>
-          <w:rPr>
-            <w:u w:val="single"/>
-            <w:sz w:val="18"/>
-          </w:rPr>
-          <w:t>Full activity guide</w:t>
-        </w:r>
-      </w:hyperlink>
     </w:p>
     <w:p>
       <w:r>
@@ -119,7 +167,7 @@
         <w:pStyle w:val="Title"/>
       </w:pPr>
       <w:r>
-        <w:t>Two things template</w:t>
+        <w:t>Two things</w:t>
       </w:r>
     </w:p>
     <w:p>
@@ -127,14 +175,76 @@
         <w:t>Topic [Add your taught topic]     Name __________________     Date __________</w:t>
       </w:r>
     </w:p>
+    <w:tbl>
+      <w:tblPr>
+        <w:tblW w:type="auto" w:w="0"/>
+        <w:tblLook w:firstColumn="1" w:firstRow="1" w:lastColumn="0" w:lastRow="0" w:noHBand="0" w:noVBand="1" w:val="04A0"/>
+      </w:tblPr>
+      <w:tblGrid>
+        <w:gridCol w:w="3456"/>
+        <w:gridCol w:w="3456"/>
+        <w:gridCol w:w="3456"/>
+      </w:tblGrid>
+      <w:tr>
+        <w:tc>
+          <w:tcPr>
+            <w:tcW w:type="dxa" w:w="3456"/>
+            <w:shd w:fill="E7EEF0"/>
+          </w:tcPr>
+          <w:p>
+            <w:pPr>
+              <w:spacing w:before="120" w:after="120"/>
+            </w:pPr>
+            <w:r>
+              <w:rPr>
+                <w:b/>
+                <w:sz w:val="20"/>
+              </w:rPr>
+              <w:t>01  RECALL</w:t>
+            </w:r>
+          </w:p>
+        </w:tc>
+        <w:tc>
+          <w:tcPr>
+            <w:tcW w:type="dxa" w:w="3456"/>
+            <w:shd w:fill="E7EEF0"/>
+          </w:tcPr>
+          <w:p>
+            <w:pPr>
+              <w:spacing w:before="120" w:after="120"/>
+            </w:pPr>
+            <w:r>
+              <w:rPr>
+                <w:b/>
+                <w:sz w:val="20"/>
+              </w:rPr>
+              <w:t>02  CHECK</w:t>
+            </w:r>
+          </w:p>
+        </w:tc>
+        <w:tc>
+          <w:tcPr>
+            <w:tcW w:type="dxa" w:w="3456"/>
+            <w:shd w:fill="E7EEF0"/>
+          </w:tcPr>
+          <w:p>
+            <w:pPr>
+              <w:spacing w:before="120" w:after="120"/>
+            </w:pPr>
+            <w:r>
+              <w:rPr>
+                <w:b/>
+                <w:sz w:val="20"/>
+              </w:rPr>
+              <w:t>03  IMPROVE</w:t>
+            </w:r>
+          </w:p>
+        </w:tc>
+      </w:tr>
+    </w:tbl>
     <w:p>
       <w:r>
-        <w:t>Teacher setup: Replace the bracketed prompts with your own content before printing. Keep checked answers ready for feedback.</w:t>
-      </w:r>
-    </w:p>
-    <w:p>
-      <w:r>
-        <w:t>Student routine: Recall without notes first. Then check and improve in a different colour.</w:t>
+        <w:t>Start with what you remember. Add corrections after feedback.</w:t>
       </w:r>
     </w:p>
     <w:tbl>
@@ -167,15 +277,27 @@
               <w:bottom w:w="120" w:type="dxa"/>
               <w:right w:w="120" w:type="dxa"/>
             </w:tcMar>
+            <w:shd w:fill="F3F6F5"/>
           </w:tcPr>
+          <w:p>
+            <w:pPr>
+              <w:spacing w:after="160"/>
+            </w:pPr>
+            <w:r>
+              <w:rPr>
+                <w:b/>
+                <w:sz w:val="26"/>
+              </w:rPr>
+              <w:t>01  First thing I remember</w:t>
+            </w:r>
+          </w:p>
           <w:p>
             <w:r>
               <w:rPr>
-                <w:b/>
+                <w:color w:val="656B69"/>
+                <w:sz w:val="20"/>
               </w:rPr>
-              <w:t>First thing I remember</w:t>
-              <w:br/>
-              <w:t>[Add a focus]</w:t>
+              <w:t>[Your focus]</w:t>
             </w:r>
           </w:p>
         </w:tc>
@@ -200,15 +322,27 @@
               <w:bottom w:w="120" w:type="dxa"/>
               <w:right w:w="120" w:type="dxa"/>
             </w:tcMar>
+            <w:shd w:fill="F3F6F5"/>
           </w:tcPr>
+          <w:p>
+            <w:pPr>
+              <w:spacing w:after="160"/>
+            </w:pPr>
+            <w:r>
+              <w:rPr>
+                <w:b/>
+                <w:sz w:val="26"/>
+              </w:rPr>
+              <w:t>02  Second thing I remember</w:t>
+            </w:r>
+          </w:p>
           <w:p>
             <w:r>
               <w:rPr>
-                <w:b/>
+                <w:color w:val="656B69"/>
+                <w:sz w:val="20"/>
               </w:rPr>
-              <w:t>Second thing I remember</w:t>
-              <w:br/>
-              <w:t>[Add a focus]</w:t>
+              <w:t>[Your focus]</w:t>
             </w:r>
           </w:p>
         </w:tc>
@@ -220,38 +354,10 @@
         <w:spacing w:after="100"/>
       </w:pPr>
       <w:r>
-        <w:t>My correction or next revisit ______________________________________________</w:t>
+        <w:t>Check and improve</w:t>
+        <w:br/>
+        <w:t>One idea to correct or revisit __________________________________________</w:t>
       </w:r>
-    </w:p>
-    <w:p>
-      <w:r>
-        <w:rPr>
-          <w:sz w:val="18"/>
-        </w:rPr>
-        <w:t>Teacher check: A question about what students want to learn is reflection, not retrieval. Ask for knowledge they have already encountered.</w:t>
-      </w:r>
-    </w:p>
-    <w:p>
-      <w:hyperlink r:id="rId12">
-        <w:r>
-          <w:rPr>
-            <w:u w:val="single"/>
-            <w:sz w:val="18"/>
-          </w:rPr>
-          <w:t>Credit and source: Pooja K. Agarwal — named classroom strategy</w:t>
-        </w:r>
-      </w:hyperlink>
-    </w:p>
-    <w:p>
-      <w:hyperlink r:id="rId13">
-        <w:r>
-          <w:rPr>
-            <w:u w:val="single"/>
-            <w:sz w:val="18"/>
-          </w:rPr>
-          <w:t>Full activity guide</w:t>
-        </w:r>
-      </w:hyperlink>
     </w:p>
     <w:p>
       <w:r>
@@ -263,7 +369,7 @@
         <w:pStyle w:val="Title"/>
       </w:pPr>
       <w:r>
-        <w:t>Cops and robbers template</w:t>
+        <w:t>Cops and robbers</w:t>
       </w:r>
     </w:p>
     <w:p>
@@ -271,14 +377,76 @@
         <w:t>Topic [Add your taught topic]     Name __________________     Date __________</w:t>
       </w:r>
     </w:p>
+    <w:tbl>
+      <w:tblPr>
+        <w:tblW w:type="auto" w:w="0"/>
+        <w:tblLook w:firstColumn="1" w:firstRow="1" w:lastColumn="0" w:lastRow="0" w:noHBand="0" w:noVBand="1" w:val="04A0"/>
+      </w:tblPr>
+      <w:tblGrid>
+        <w:gridCol w:w="3456"/>
+        <w:gridCol w:w="3456"/>
+        <w:gridCol w:w="3456"/>
+      </w:tblGrid>
+      <w:tr>
+        <w:tc>
+          <w:tcPr>
+            <w:tcW w:type="dxa" w:w="3456"/>
+            <w:shd w:fill="E7EEF0"/>
+          </w:tcPr>
+          <w:p>
+            <w:pPr>
+              <w:spacing w:before="120" w:after="120"/>
+            </w:pPr>
+            <w:r>
+              <w:rPr>
+                <w:b/>
+                <w:sz w:val="20"/>
+              </w:rPr>
+              <w:t>01  RECALL</w:t>
+            </w:r>
+          </w:p>
+        </w:tc>
+        <w:tc>
+          <w:tcPr>
+            <w:tcW w:type="dxa" w:w="3456"/>
+            <w:shd w:fill="E7EEF0"/>
+          </w:tcPr>
+          <w:p>
+            <w:pPr>
+              <w:spacing w:before="120" w:after="120"/>
+            </w:pPr>
+            <w:r>
+              <w:rPr>
+                <w:b/>
+                <w:sz w:val="20"/>
+              </w:rPr>
+              <w:t>02  CHECK</w:t>
+            </w:r>
+          </w:p>
+        </w:tc>
+        <w:tc>
+          <w:tcPr>
+            <w:tcW w:type="dxa" w:w="3456"/>
+            <w:shd w:fill="E7EEF0"/>
+          </w:tcPr>
+          <w:p>
+            <w:pPr>
+              <w:spacing w:before="120" w:after="120"/>
+            </w:pPr>
+            <w:r>
+              <w:rPr>
+                <w:b/>
+                <w:sz w:val="20"/>
+              </w:rPr>
+              <w:t>03  IMPROVE</w:t>
+            </w:r>
+          </w:p>
+        </w:tc>
+      </w:tr>
+    </w:tbl>
     <w:p>
       <w:r>
-        <w:t>Teacher setup: Replace the bracketed prompts with your own content before printing. Keep checked answers ready for feedback.</w:t>
-      </w:r>
-    </w:p>
-    <w:p>
-      <w:r>
-        <w:t>Student routine: Recall without notes first. Then check and improve in a different colour.</w:t>
+        <w:t>Start with what you remember. Add corrections after feedback.</w:t>
       </w:r>
     </w:p>
     <w:tbl>
@@ -312,15 +480,27 @@
               <w:bottom w:w="120" w:type="dxa"/>
               <w:right w:w="120" w:type="dxa"/>
             </w:tcMar>
+            <w:shd w:fill="F3F6F5"/>
           </w:tcPr>
+          <w:p>
+            <w:pPr>
+              <w:spacing w:after="160"/>
+            </w:pPr>
+            <w:r>
+              <w:rPr>
+                <w:b/>
+                <w:sz w:val="26"/>
+              </w:rPr>
+              <w:t>01  My recall</w:t>
+            </w:r>
+          </w:p>
           <w:p>
             <w:r>
               <w:rPr>
-                <w:b/>
+                <w:color w:val="656B69"/>
+                <w:sz w:val="20"/>
               </w:rPr>
-              <w:t>My recall</w:t>
-              <w:br/>
-              <w:t>[Add a focus]</w:t>
+              <w:t>[Your focus]</w:t>
             </w:r>
           </w:p>
         </w:tc>
@@ -340,15 +520,27 @@
               <w:bottom w:w="120" w:type="dxa"/>
               <w:right w:w="120" w:type="dxa"/>
             </w:tcMar>
+            <w:shd w:fill="F3F6F5"/>
           </w:tcPr>
+          <w:p>
+            <w:pPr>
+              <w:spacing w:after="160"/>
+            </w:pPr>
+            <w:r>
+              <w:rPr>
+                <w:b/>
+                <w:sz w:val="26"/>
+              </w:rPr>
+              <w:t>02  From peers</w:t>
+            </w:r>
+          </w:p>
           <w:p>
             <w:r>
               <w:rPr>
-                <w:b/>
+                <w:color w:val="656B69"/>
+                <w:sz w:val="20"/>
               </w:rPr>
-              <w:t>From peers</w:t>
-              <w:br/>
-              <w:t>Check new ideas before using them</w:t>
+              <w:t>Add and verify new ideas</w:t>
             </w:r>
           </w:p>
         </w:tc>
@@ -360,38 +552,10 @@
         <w:spacing w:after="100"/>
       </w:pPr>
       <w:r>
-        <w:t>My correction or next revisit ______________________________________________</w:t>
+        <w:t>Check and improve</w:t>
+        <w:br/>
+        <w:t>One idea to correct or revisit __________________________________________</w:t>
       </w:r>
-    </w:p>
-    <w:p>
-      <w:r>
-        <w:rPr>
-          <w:sz w:val="18"/>
-        </w:rPr>
-        <w:t>Teacher check: Peer additions are feedback, not independent retrieval. Verify them before the final recall.</w:t>
-      </w:r>
-    </w:p>
-    <w:p>
-      <w:hyperlink r:id="rId14">
-        <w:r>
-          <w:rPr>
-            <w:u w:val="single"/>
-            <w:sz w:val="18"/>
-          </w:rPr>
-          <w:t>Credit and source: Kate Jones — published classroom resource</w:t>
-        </w:r>
-      </w:hyperlink>
-    </w:p>
-    <w:p>
-      <w:hyperlink r:id="rId15">
-        <w:r>
-          <w:rPr>
-            <w:u w:val="single"/>
-            <w:sz w:val="18"/>
-          </w:rPr>
-          <w:t>Full activity guide</w:t>
-        </w:r>
-      </w:hyperlink>
     </w:p>
     <w:p>
       <w:r>
@@ -403,7 +567,7 @@
         <w:pStyle w:val="Title"/>
       </w:pPr>
       <w:r>
-        <w:t>Retrieval challenge grid template</w:t>
+        <w:t>Retrieval challenge grid</w:t>
       </w:r>
     </w:p>
     <w:p>
@@ -411,14 +575,76 @@
         <w:t>Topic [Add your taught topic]     Name __________________     Date __________</w:t>
       </w:r>
     </w:p>
+    <w:tbl>
+      <w:tblPr>
+        <w:tblW w:type="auto" w:w="0"/>
+        <w:tblLook w:firstColumn="1" w:firstRow="1" w:lastColumn="0" w:lastRow="0" w:noHBand="0" w:noVBand="1" w:val="04A0"/>
+      </w:tblPr>
+      <w:tblGrid>
+        <w:gridCol w:w="3456"/>
+        <w:gridCol w:w="3456"/>
+        <w:gridCol w:w="3456"/>
+      </w:tblGrid>
+      <w:tr>
+        <w:tc>
+          <w:tcPr>
+            <w:tcW w:type="dxa" w:w="3456"/>
+            <w:shd w:fill="E7EEF0"/>
+          </w:tcPr>
+          <w:p>
+            <w:pPr>
+              <w:spacing w:before="120" w:after="120"/>
+            </w:pPr>
+            <w:r>
+              <w:rPr>
+                <w:b/>
+                <w:sz w:val="20"/>
+              </w:rPr>
+              <w:t>01  RECALL</w:t>
+            </w:r>
+          </w:p>
+        </w:tc>
+        <w:tc>
+          <w:tcPr>
+            <w:tcW w:type="dxa" w:w="3456"/>
+            <w:shd w:fill="E7EEF0"/>
+          </w:tcPr>
+          <w:p>
+            <w:pPr>
+              <w:spacing w:before="120" w:after="120"/>
+            </w:pPr>
+            <w:r>
+              <w:rPr>
+                <w:b/>
+                <w:sz w:val="20"/>
+              </w:rPr>
+              <w:t>02  CHECK</w:t>
+            </w:r>
+          </w:p>
+        </w:tc>
+        <w:tc>
+          <w:tcPr>
+            <w:tcW w:type="dxa" w:w="3456"/>
+            <w:shd w:fill="E7EEF0"/>
+          </w:tcPr>
+          <w:p>
+            <w:pPr>
+              <w:spacing w:before="120" w:after="120"/>
+            </w:pPr>
+            <w:r>
+              <w:rPr>
+                <w:b/>
+                <w:sz w:val="20"/>
+              </w:rPr>
+              <w:t>03  IMPROVE</w:t>
+            </w:r>
+          </w:p>
+        </w:tc>
+      </w:tr>
+    </w:tbl>
     <w:p>
       <w:r>
-        <w:t>Teacher setup: Replace the bracketed prompts with your own content before printing. Keep checked answers ready for feedback.</w:t>
-      </w:r>
-    </w:p>
-    <w:p>
-      <w:r>
-        <w:t>Student routine: Recall without notes first. Then check and improve in a different colour.</w:t>
+        <w:t>Start with what you remember. Add corrections after feedback.</w:t>
       </w:r>
     </w:p>
     <w:tbl>
@@ -453,14 +679,26 @@
               <w:bottom w:w="120" w:type="dxa"/>
               <w:right w:w="120" w:type="dxa"/>
             </w:tcMar>
+            <w:shd w:fill="F3F6F5"/>
           </w:tcPr>
+          <w:p>
+            <w:pPr>
+              <w:spacing w:after="160"/>
+            </w:pPr>
+            <w:r>
+              <w:rPr>
+                <w:b/>
+                <w:sz w:val="26"/>
+              </w:rPr>
+              <w:t>01  Last lesson</w:t>
+            </w:r>
+          </w:p>
           <w:p>
             <w:r>
               <w:rPr>
-                <w:b/>
+                <w:color w:val="656B69"/>
+                <w:sz w:val="20"/>
               </w:rPr>
-              <w:t>Last lesson</w:t>
-              <w:br/>
               <w:t>[Add a prompt]</w:t>
               <w:br/>
               <w:br/>
@@ -484,14 +722,26 @@
               <w:bottom w:w="120" w:type="dxa"/>
               <w:right w:w="120" w:type="dxa"/>
             </w:tcMar>
+            <w:shd w:fill="F3F6F5"/>
           </w:tcPr>
+          <w:p>
+            <w:pPr>
+              <w:spacing w:after="160"/>
+            </w:pPr>
+            <w:r>
+              <w:rPr>
+                <w:b/>
+                <w:sz w:val="26"/>
+              </w:rPr>
+              <w:t>02  Last week</w:t>
+            </w:r>
+          </w:p>
           <w:p>
             <w:r>
               <w:rPr>
-                <w:b/>
+                <w:color w:val="656B69"/>
+                <w:sz w:val="20"/>
               </w:rPr>
-              <w:t>Last week</w:t>
-              <w:br/>
               <w:t>[Add a prompt]</w:t>
               <w:br/>
               <w:br/>
@@ -515,14 +765,26 @@
               <w:bottom w:w="120" w:type="dxa"/>
               <w:right w:w="120" w:type="dxa"/>
             </w:tcMar>
+            <w:shd w:fill="F3F6F5"/>
           </w:tcPr>
+          <w:p>
+            <w:pPr>
+              <w:spacing w:after="160"/>
+            </w:pPr>
+            <w:r>
+              <w:rPr>
+                <w:b/>
+                <w:sz w:val="26"/>
+              </w:rPr>
+              <w:t>03  Earlier learning</w:t>
+            </w:r>
+          </w:p>
           <w:p>
             <w:r>
               <w:rPr>
-                <w:b/>
+                <w:color w:val="656B69"/>
+                <w:sz w:val="20"/>
               </w:rPr>
-              <w:t>Earlier learning</w:t>
-              <w:br/>
               <w:t>[Add a prompt]</w:t>
               <w:br/>
               <w:br/>
@@ -551,14 +813,26 @@
               <w:bottom w:w="120" w:type="dxa"/>
               <w:right w:w="120" w:type="dxa"/>
             </w:tcMar>
+            <w:shd w:fill="F3F6F5"/>
           </w:tcPr>
+          <w:p>
+            <w:pPr>
+              <w:spacing w:after="160"/>
+            </w:pPr>
+            <w:r>
+              <w:rPr>
+                <w:b/>
+                <w:sz w:val="26"/>
+              </w:rPr>
+              <w:t>01  Last lesson</w:t>
+            </w:r>
+          </w:p>
           <w:p>
             <w:r>
               <w:rPr>
-                <w:b/>
+                <w:color w:val="656B69"/>
+                <w:sz w:val="20"/>
               </w:rPr>
-              <w:t>Last lesson</w:t>
-              <w:br/>
               <w:t>[Add a prompt]</w:t>
               <w:br/>
               <w:br/>
@@ -582,14 +856,26 @@
               <w:bottom w:w="120" w:type="dxa"/>
               <w:right w:w="120" w:type="dxa"/>
             </w:tcMar>
+            <w:shd w:fill="F3F6F5"/>
           </w:tcPr>
+          <w:p>
+            <w:pPr>
+              <w:spacing w:after="160"/>
+            </w:pPr>
+            <w:r>
+              <w:rPr>
+                <w:b/>
+                <w:sz w:val="26"/>
+              </w:rPr>
+              <w:t>02  Last week</w:t>
+            </w:r>
+          </w:p>
           <w:p>
             <w:r>
               <w:rPr>
-                <w:b/>
+                <w:color w:val="656B69"/>
+                <w:sz w:val="20"/>
               </w:rPr>
-              <w:t>Last week</w:t>
-              <w:br/>
               <w:t>[Add a prompt]</w:t>
               <w:br/>
               <w:br/>
@@ -613,14 +899,26 @@
               <w:bottom w:w="120" w:type="dxa"/>
               <w:right w:w="120" w:type="dxa"/>
             </w:tcMar>
+            <w:shd w:fill="F3F6F5"/>
           </w:tcPr>
+          <w:p>
+            <w:pPr>
+              <w:spacing w:after="160"/>
+            </w:pPr>
+            <w:r>
+              <w:rPr>
+                <w:b/>
+                <w:sz w:val="26"/>
+              </w:rPr>
+              <w:t>03  Earlier learning</w:t>
+            </w:r>
+          </w:p>
           <w:p>
             <w:r>
               <w:rPr>
-                <w:b/>
+                <w:color w:val="656B69"/>
+                <w:sz w:val="20"/>
               </w:rPr>
-              <w:t>Earlier learning</w:t>
-              <w:br/>
               <w:t>[Add a prompt]</w:t>
               <w:br/>
               <w:br/>
@@ -636,38 +934,10 @@
         <w:spacing w:after="100"/>
       </w:pPr>
       <w:r>
-        <w:t>My correction or next revisit ______________________________________________</w:t>
+        <w:t>Check and improve</w:t>
+        <w:br/>
+        <w:t>One idea to correct or revisit __________________________________________</w:t>
       </w:r>
-    </w:p>
-    <w:p>
-      <w:r>
-        <w:rPr>
-          <w:sz w:val="18"/>
-        </w:rPr>
-        <w:t>Teacher check: Age of content is not a reliable measure of difficulty. Points should never replace checking understanding.</w:t>
-      </w:r>
-    </w:p>
-    <w:p>
-      <w:hyperlink r:id="rId14">
-        <w:r>
-          <w:rPr>
-            <w:u w:val="single"/>
-            <w:sz w:val="18"/>
-          </w:rPr>
-          <w:t>Credit and source: Kate Jones — Retrieval Practice Challenge Grids</w:t>
-        </w:r>
-      </w:hyperlink>
-    </w:p>
-    <w:p>
-      <w:hyperlink r:id="rId16">
-        <w:r>
-          <w:rPr>
-            <w:u w:val="single"/>
-            <w:sz w:val="18"/>
-          </w:rPr>
-          <w:t>Full activity guide</w:t>
-        </w:r>
-      </w:hyperlink>
     </w:p>
     <w:p>
       <w:r>
@@ -679,7 +949,7 @@
         <w:pStyle w:val="Title"/>
       </w:pPr>
       <w:r>
-        <w:t>Concept map from memory template</w:t>
+        <w:t>Concept map from memory</w:t>
       </w:r>
     </w:p>
     <w:p>
@@ -687,14 +957,76 @@
         <w:t>Topic [Add your taught topic]     Name __________________     Date __________</w:t>
       </w:r>
     </w:p>
+    <w:tbl>
+      <w:tblPr>
+        <w:tblW w:type="auto" w:w="0"/>
+        <w:tblLook w:firstColumn="1" w:firstRow="1" w:lastColumn="0" w:lastRow="0" w:noHBand="0" w:noVBand="1" w:val="04A0"/>
+      </w:tblPr>
+      <w:tblGrid>
+        <w:gridCol w:w="3456"/>
+        <w:gridCol w:w="3456"/>
+        <w:gridCol w:w="3456"/>
+      </w:tblGrid>
+      <w:tr>
+        <w:tc>
+          <w:tcPr>
+            <w:tcW w:type="dxa" w:w="3456"/>
+            <w:shd w:fill="E7EEF0"/>
+          </w:tcPr>
+          <w:p>
+            <w:pPr>
+              <w:spacing w:before="120" w:after="120"/>
+            </w:pPr>
+            <w:r>
+              <w:rPr>
+                <w:b/>
+                <w:sz w:val="20"/>
+              </w:rPr>
+              <w:t>01  RECALL</w:t>
+            </w:r>
+          </w:p>
+        </w:tc>
+        <w:tc>
+          <w:tcPr>
+            <w:tcW w:type="dxa" w:w="3456"/>
+            <w:shd w:fill="E7EEF0"/>
+          </w:tcPr>
+          <w:p>
+            <w:pPr>
+              <w:spacing w:before="120" w:after="120"/>
+            </w:pPr>
+            <w:r>
+              <w:rPr>
+                <w:b/>
+                <w:sz w:val="20"/>
+              </w:rPr>
+              <w:t>02  CHECK</w:t>
+            </w:r>
+          </w:p>
+        </w:tc>
+        <w:tc>
+          <w:tcPr>
+            <w:tcW w:type="dxa" w:w="3456"/>
+            <w:shd w:fill="E7EEF0"/>
+          </w:tcPr>
+          <w:p>
+            <w:pPr>
+              <w:spacing w:before="120" w:after="120"/>
+            </w:pPr>
+            <w:r>
+              <w:rPr>
+                <w:b/>
+                <w:sz w:val="20"/>
+              </w:rPr>
+              <w:t>03  IMPROVE</w:t>
+            </w:r>
+          </w:p>
+        </w:tc>
+      </w:tr>
+    </w:tbl>
     <w:p>
       <w:r>
-        <w:t>Teacher setup: Replace the bracketed prompts with your own content before printing. Keep checked answers ready for feedback.</w:t>
-      </w:r>
-    </w:p>
-    <w:p>
-      <w:r>
-        <w:t>Student routine: Recall without notes first. Then check and improve in a different colour.</w:t>
+        <w:t>Start with what you remember. Add corrections after feedback.</w:t>
       </w:r>
     </w:p>
     <w:tbl>
@@ -727,14 +1059,26 @@
               <w:bottom w:w="120" w:type="dxa"/>
               <w:right w:w="120" w:type="dxa"/>
             </w:tcMar>
+            <w:shd w:fill="F3F6F5"/>
           </w:tcPr>
+          <w:p>
+            <w:pPr>
+              <w:spacing w:after="160"/>
+            </w:pPr>
+            <w:r>
+              <w:rPr>
+                <w:b/>
+                <w:sz w:val="26"/>
+              </w:rPr>
+              <w:t>[Write the topic centrally]</w:t>
+            </w:r>
+          </w:p>
           <w:p>
             <w:r>
               <w:rPr>
-                <w:b/>
+                <w:color w:val="656B69"/>
+                <w:sz w:val="20"/>
               </w:rPr>
-              <w:t>[Write the topic centrally]</w:t>
-              <w:br/>
               <w:br/>
               <w:t>Add ideas from memory and label the connections.</w:t>
             </w:r>
@@ -748,38 +1092,10 @@
         <w:spacing w:after="100"/>
       </w:pPr>
       <w:r>
-        <w:t>My correction or next revisit ______________________________________________</w:t>
+        <w:t>Check and improve</w:t>
+        <w:br/>
+        <w:t>One idea to correct or revisit __________________________________________</w:t>
       </w:r>
-    </w:p>
-    <w:p>
-      <w:r>
-        <w:rPr>
-          <w:sz w:val="18"/>
-        </w:rPr>
-        <w:t>Teacher check: A map copied from notes is a different task. Check the linking phrases, not artistic presentation.</w:t>
-      </w:r>
-    </w:p>
-    <w:p>
-      <w:hyperlink r:id="rId17">
-        <w:r>
-          <w:rPr>
-            <w:u w:val="single"/>
-            <w:sz w:val="18"/>
-          </w:rPr>
-          <w:t>Credit and source: Shared concept-mapping method; TNT retrieval adaptation</w:t>
-        </w:r>
-      </w:hyperlink>
-    </w:p>
-    <w:p>
-      <w:hyperlink r:id="rId18">
-        <w:r>
-          <w:rPr>
-            <w:u w:val="single"/>
-            <w:sz w:val="18"/>
-          </w:rPr>
-          <w:t>Full activity guide</w:t>
-        </w:r>
-      </w:hyperlink>
     </w:p>
     <w:p>
       <w:r>
@@ -791,7 +1107,7 @@
         <w:pStyle w:val="Title"/>
       </w:pPr>
       <w:r>
-        <w:t>Retrieval placemat template</w:t>
+        <w:t>Retrieval placemat</w:t>
       </w:r>
     </w:p>
     <w:p>
@@ -799,14 +1115,76 @@
         <w:t>Topic [Add your taught topic]     Name __________________     Date __________</w:t>
       </w:r>
     </w:p>
+    <w:tbl>
+      <w:tblPr>
+        <w:tblW w:type="auto" w:w="0"/>
+        <w:tblLook w:firstColumn="1" w:firstRow="1" w:lastColumn="0" w:lastRow="0" w:noHBand="0" w:noVBand="1" w:val="04A0"/>
+      </w:tblPr>
+      <w:tblGrid>
+        <w:gridCol w:w="3456"/>
+        <w:gridCol w:w="3456"/>
+        <w:gridCol w:w="3456"/>
+      </w:tblGrid>
+      <w:tr>
+        <w:tc>
+          <w:tcPr>
+            <w:tcW w:type="dxa" w:w="3456"/>
+            <w:shd w:fill="E7EEF0"/>
+          </w:tcPr>
+          <w:p>
+            <w:pPr>
+              <w:spacing w:before="120" w:after="120"/>
+            </w:pPr>
+            <w:r>
+              <w:rPr>
+                <w:b/>
+                <w:sz w:val="20"/>
+              </w:rPr>
+              <w:t>01  RECALL</w:t>
+            </w:r>
+          </w:p>
+        </w:tc>
+        <w:tc>
+          <w:tcPr>
+            <w:tcW w:type="dxa" w:w="3456"/>
+            <w:shd w:fill="E7EEF0"/>
+          </w:tcPr>
+          <w:p>
+            <w:pPr>
+              <w:spacing w:before="120" w:after="120"/>
+            </w:pPr>
+            <w:r>
+              <w:rPr>
+                <w:b/>
+                <w:sz w:val="20"/>
+              </w:rPr>
+              <w:t>02  CHECK</w:t>
+            </w:r>
+          </w:p>
+        </w:tc>
+        <w:tc>
+          <w:tcPr>
+            <w:tcW w:type="dxa" w:w="3456"/>
+            <w:shd w:fill="E7EEF0"/>
+          </w:tcPr>
+          <w:p>
+            <w:pPr>
+              <w:spacing w:before="120" w:after="120"/>
+            </w:pPr>
+            <w:r>
+              <w:rPr>
+                <w:b/>
+                <w:sz w:val="20"/>
+              </w:rPr>
+              <w:t>03  IMPROVE</w:t>
+            </w:r>
+          </w:p>
+        </w:tc>
+      </w:tr>
+    </w:tbl>
     <w:p>
       <w:r>
-        <w:t>Teacher setup: Replace the bracketed prompts with your own content before printing. Keep checked answers ready for feedback.</w:t>
-      </w:r>
-    </w:p>
-    <w:p>
-      <w:r>
-        <w:t>Student routine: Recall without notes first. Then check and improve in a different colour.</w:t>
+        <w:t>Start with what you remember. Add corrections after feedback.</w:t>
       </w:r>
     </w:p>
     <w:tbl>
@@ -840,14 +1218,26 @@
               <w:bottom w:w="120" w:type="dxa"/>
               <w:right w:w="120" w:type="dxa"/>
             </w:tcMar>
+            <w:shd w:fill="F3F6F5"/>
           </w:tcPr>
+          <w:p>
+            <w:pPr>
+              <w:spacing w:after="160"/>
+            </w:pPr>
+            <w:r>
+              <w:rPr>
+                <w:b/>
+                <w:sz w:val="26"/>
+              </w:rPr>
+              <w:t>Learner 1</w:t>
+            </w:r>
+          </w:p>
           <w:p>
             <w:r>
               <w:rPr>
-                <w:b/>
+                <w:color w:val="656B69"/>
+                <w:sz w:val="20"/>
               </w:rPr>
-              <w:t>Learner 1</w:t>
-              <w:br/>
               <w:t>Independent recall</w:t>
             </w:r>
           </w:p>
@@ -868,14 +1258,26 @@
               <w:bottom w:w="120" w:type="dxa"/>
               <w:right w:w="120" w:type="dxa"/>
             </w:tcMar>
+            <w:shd w:fill="F3F6F5"/>
           </w:tcPr>
+          <w:p>
+            <w:pPr>
+              <w:spacing w:after="160"/>
+            </w:pPr>
+            <w:r>
+              <w:rPr>
+                <w:b/>
+                <w:sz w:val="26"/>
+              </w:rPr>
+              <w:t>Learner 2</w:t>
+            </w:r>
+          </w:p>
           <w:p>
             <w:r>
               <w:rPr>
-                <w:b/>
+                <w:color w:val="656B69"/>
+                <w:sz w:val="20"/>
               </w:rPr>
-              <w:t>Learner 2</w:t>
-              <w:br/>
               <w:t>Independent recall</w:t>
             </w:r>
           </w:p>
@@ -901,14 +1303,26 @@
               <w:bottom w:w="120" w:type="dxa"/>
               <w:right w:w="120" w:type="dxa"/>
             </w:tcMar>
+            <w:shd w:fill="F3F6F5"/>
           </w:tcPr>
+          <w:p>
+            <w:pPr>
+              <w:spacing w:after="160"/>
+            </w:pPr>
+            <w:r>
+              <w:rPr>
+                <w:b/>
+                <w:sz w:val="26"/>
+              </w:rPr>
+              <w:t>Learner 3</w:t>
+            </w:r>
+          </w:p>
           <w:p>
             <w:r>
               <w:rPr>
-                <w:b/>
+                <w:color w:val="656B69"/>
+                <w:sz w:val="20"/>
               </w:rPr>
-              <w:t>Learner 3</w:t>
-              <w:br/>
               <w:t>Independent recall</w:t>
             </w:r>
           </w:p>
@@ -929,14 +1343,26 @@
               <w:bottom w:w="120" w:type="dxa"/>
               <w:right w:w="120" w:type="dxa"/>
             </w:tcMar>
+            <w:shd w:fill="F3F6F5"/>
           </w:tcPr>
+          <w:p>
+            <w:pPr>
+              <w:spacing w:after="160"/>
+            </w:pPr>
+            <w:r>
+              <w:rPr>
+                <w:b/>
+                <w:sz w:val="26"/>
+              </w:rPr>
+              <w:t>Learner 4</w:t>
+            </w:r>
+          </w:p>
           <w:p>
             <w:r>
               <w:rPr>
-                <w:b/>
+                <w:color w:val="656B69"/>
+                <w:sz w:val="20"/>
               </w:rPr>
-              <w:t>Learner 4</w:t>
-              <w:br/>
               <w:t>Independent recall</w:t>
             </w:r>
           </w:p>
@@ -974,11 +1400,16 @@
               <w:bottom w:w="120" w:type="dxa"/>
               <w:right w:w="120" w:type="dxa"/>
             </w:tcMar>
+            <w:shd w:fill="F3F6F5"/>
           </w:tcPr>
           <w:p>
+            <w:pPr>
+              <w:spacing w:after="160"/>
+            </w:pPr>
             <w:r>
               <w:rPr>
                 <w:b/>
+                <w:sz w:val="26"/>
               </w:rPr>
               <w:t>Shared ideas after discussion</w:t>
             </w:r>
@@ -992,38 +1423,10 @@
         <w:spacing w:after="100"/>
       </w:pPr>
       <w:r>
-        <w:t>My correction or next revisit ______________________________________________</w:t>
+        <w:t>Check and improve</w:t>
+        <w:br/>
+        <w:t>One idea to correct or revisit __________________________________________</w:t>
       </w:r>
-    </w:p>
-    <w:p>
-      <w:r>
-        <w:rPr>
-          <w:sz w:val="18"/>
-        </w:rPr>
-        <w:t>Teacher check: A group answer can hide individual gaps. Keep each learner’s initial response visible.</w:t>
-      </w:r>
-    </w:p>
-    <w:p>
-      <w:hyperlink r:id="rId19">
-        <w:r>
-          <w:rPr>
-            <w:u w:val="single"/>
-            <w:sz w:val="18"/>
-          </w:rPr>
-          <w:t>Credit and source: Shared placemat structure; TNT retrieval adaptation</w:t>
-        </w:r>
-      </w:hyperlink>
-    </w:p>
-    <w:p>
-      <w:hyperlink r:id="rId20">
-        <w:r>
-          <w:rPr>
-            <w:u w:val="single"/>
-            <w:sz w:val="18"/>
-          </w:rPr>
-          <w:t>Full activity guide</w:t>
-        </w:r>
-      </w:hyperlink>
     </w:p>
     <w:p>
       <w:r>
@@ -1035,7 +1438,7 @@
         <w:pStyle w:val="Title"/>
       </w:pPr>
       <w:r>
-        <w:t>Roll and retrieve template</w:t>
+        <w:t>Roll and retrieve</w:t>
       </w:r>
     </w:p>
     <w:p>
@@ -1043,14 +1446,76 @@
         <w:t>Topic [Add your taught topic]     Name __________________     Date __________</w:t>
       </w:r>
     </w:p>
+    <w:tbl>
+      <w:tblPr>
+        <w:tblW w:type="auto" w:w="0"/>
+        <w:tblLook w:firstColumn="1" w:firstRow="1" w:lastColumn="0" w:lastRow="0" w:noHBand="0" w:noVBand="1" w:val="04A0"/>
+      </w:tblPr>
+      <w:tblGrid>
+        <w:gridCol w:w="3456"/>
+        <w:gridCol w:w="3456"/>
+        <w:gridCol w:w="3456"/>
+      </w:tblGrid>
+      <w:tr>
+        <w:tc>
+          <w:tcPr>
+            <w:tcW w:type="dxa" w:w="3456"/>
+            <w:shd w:fill="E7EEF0"/>
+          </w:tcPr>
+          <w:p>
+            <w:pPr>
+              <w:spacing w:before="120" w:after="120"/>
+            </w:pPr>
+            <w:r>
+              <w:rPr>
+                <w:b/>
+                <w:sz w:val="20"/>
+              </w:rPr>
+              <w:t>01  RECALL</w:t>
+            </w:r>
+          </w:p>
+        </w:tc>
+        <w:tc>
+          <w:tcPr>
+            <w:tcW w:type="dxa" w:w="3456"/>
+            <w:shd w:fill="E7EEF0"/>
+          </w:tcPr>
+          <w:p>
+            <w:pPr>
+              <w:spacing w:before="120" w:after="120"/>
+            </w:pPr>
+            <w:r>
+              <w:rPr>
+                <w:b/>
+                <w:sz w:val="20"/>
+              </w:rPr>
+              <w:t>02  CHECK</w:t>
+            </w:r>
+          </w:p>
+        </w:tc>
+        <w:tc>
+          <w:tcPr>
+            <w:tcW w:type="dxa" w:w="3456"/>
+            <w:shd w:fill="E7EEF0"/>
+          </w:tcPr>
+          <w:p>
+            <w:pPr>
+              <w:spacing w:before="120" w:after="120"/>
+            </w:pPr>
+            <w:r>
+              <w:rPr>
+                <w:b/>
+                <w:sz w:val="20"/>
+              </w:rPr>
+              <w:t>03  IMPROVE</w:t>
+            </w:r>
+          </w:p>
+        </w:tc>
+      </w:tr>
+    </w:tbl>
     <w:p>
       <w:r>
-        <w:t>Teacher setup: Replace the bracketed prompts with your own content before printing. Keep checked answers ready for feedback.</w:t>
-      </w:r>
-    </w:p>
-    <w:p>
-      <w:r>
-        <w:t>Student routine: Recall without notes first. Then check and improve in a different colour.</w:t>
+        <w:t>Start with what you remember. Add corrections after feedback.</w:t>
       </w:r>
     </w:p>
     <w:tbl>
@@ -1084,14 +1549,26 @@
               <w:bottom w:w="120" w:type="dxa"/>
               <w:right w:w="120" w:type="dxa"/>
             </w:tcMar>
+            <w:shd w:fill="F3F6F5"/>
           </w:tcPr>
+          <w:p>
+            <w:pPr>
+              <w:spacing w:after="160"/>
+            </w:pPr>
+            <w:r>
+              <w:rPr>
+                <w:b/>
+                <w:sz w:val="26"/>
+              </w:rPr>
+              <w:t>1. [Add a prompt]</w:t>
+            </w:r>
+          </w:p>
           <w:p>
             <w:r>
               <w:rPr>
-                <w:b/>
+                <w:color w:val="656B69"/>
+                <w:sz w:val="20"/>
               </w:rPr>
-              <w:t>1. [Add a prompt]</w:t>
-              <w:br/>
               <w:br/>
               <w:t>My response</w:t>
             </w:r>
@@ -1113,14 +1590,26 @@
               <w:bottom w:w="120" w:type="dxa"/>
               <w:right w:w="120" w:type="dxa"/>
             </w:tcMar>
+            <w:shd w:fill="F3F6F5"/>
           </w:tcPr>
+          <w:p>
+            <w:pPr>
+              <w:spacing w:after="160"/>
+            </w:pPr>
+            <w:r>
+              <w:rPr>
+                <w:b/>
+                <w:sz w:val="26"/>
+              </w:rPr>
+              <w:t>2. [Add a prompt]</w:t>
+            </w:r>
+          </w:p>
           <w:p>
             <w:r>
               <w:rPr>
-                <w:b/>
+                <w:color w:val="656B69"/>
+                <w:sz w:val="20"/>
               </w:rPr>
-              <w:t>2. [Add a prompt]</w:t>
-              <w:br/>
               <w:br/>
               <w:t>My response</w:t>
             </w:r>
@@ -1147,14 +1636,26 @@
               <w:bottom w:w="120" w:type="dxa"/>
               <w:right w:w="120" w:type="dxa"/>
             </w:tcMar>
+            <w:shd w:fill="F3F6F5"/>
           </w:tcPr>
+          <w:p>
+            <w:pPr>
+              <w:spacing w:after="160"/>
+            </w:pPr>
+            <w:r>
+              <w:rPr>
+                <w:b/>
+                <w:sz w:val="26"/>
+              </w:rPr>
+              <w:t>3. [Add a prompt]</w:t>
+            </w:r>
+          </w:p>
           <w:p>
             <w:r>
               <w:rPr>
-                <w:b/>
+                <w:color w:val="656B69"/>
+                <w:sz w:val="20"/>
               </w:rPr>
-              <w:t>3. [Add a prompt]</w:t>
-              <w:br/>
               <w:br/>
               <w:t>My response</w:t>
             </w:r>
@@ -1176,14 +1677,26 @@
               <w:bottom w:w="120" w:type="dxa"/>
               <w:right w:w="120" w:type="dxa"/>
             </w:tcMar>
+            <w:shd w:fill="F3F6F5"/>
           </w:tcPr>
+          <w:p>
+            <w:pPr>
+              <w:spacing w:after="160"/>
+            </w:pPr>
+            <w:r>
+              <w:rPr>
+                <w:b/>
+                <w:sz w:val="26"/>
+              </w:rPr>
+              <w:t>4. [Add a prompt]</w:t>
+            </w:r>
+          </w:p>
           <w:p>
             <w:r>
               <w:rPr>
-                <w:b/>
+                <w:color w:val="656B69"/>
+                <w:sz w:val="20"/>
               </w:rPr>
-              <w:t>4. [Add a prompt]</w:t>
-              <w:br/>
               <w:br/>
               <w:t>My response</w:t>
             </w:r>
@@ -1210,14 +1723,26 @@
               <w:bottom w:w="120" w:type="dxa"/>
               <w:right w:w="120" w:type="dxa"/>
             </w:tcMar>
+            <w:shd w:fill="F3F6F5"/>
           </w:tcPr>
+          <w:p>
+            <w:pPr>
+              <w:spacing w:after="160"/>
+            </w:pPr>
+            <w:r>
+              <w:rPr>
+                <w:b/>
+                <w:sz w:val="26"/>
+              </w:rPr>
+              <w:t>5. [Add a prompt]</w:t>
+            </w:r>
+          </w:p>
           <w:p>
             <w:r>
               <w:rPr>
-                <w:b/>
+                <w:color w:val="656B69"/>
+                <w:sz w:val="20"/>
               </w:rPr>
-              <w:t>5. [Add a prompt]</w:t>
-              <w:br/>
               <w:br/>
               <w:t>My response</w:t>
             </w:r>
@@ -1239,14 +1764,26 @@
               <w:bottom w:w="120" w:type="dxa"/>
               <w:right w:w="120" w:type="dxa"/>
             </w:tcMar>
+            <w:shd w:fill="F3F6F5"/>
           </w:tcPr>
+          <w:p>
+            <w:pPr>
+              <w:spacing w:after="160"/>
+            </w:pPr>
+            <w:r>
+              <w:rPr>
+                <w:b/>
+                <w:sz w:val="26"/>
+              </w:rPr>
+              <w:t>6. [Add a prompt]</w:t>
+            </w:r>
+          </w:p>
           <w:p>
             <w:r>
               <w:rPr>
-                <w:b/>
+                <w:color w:val="656B69"/>
+                <w:sz w:val="20"/>
               </w:rPr>
-              <w:t>6. [Add a prompt]</w:t>
-              <w:br/>
               <w:br/>
               <w:t>My response</w:t>
             </w:r>
@@ -1260,38 +1797,10 @@
         <w:spacing w:after="100"/>
       </w:pPr>
       <w:r>
-        <w:t>My correction or next revisit ______________________________________________</w:t>
+        <w:t>Check and improve</w:t>
+        <w:br/>
+        <w:t>One idea to correct or revisit __________________________________________</w:t>
       </w:r>
-    </w:p>
-    <w:p>
-      <w:r>
-        <w:rPr>
-          <w:sz w:val="18"/>
-        </w:rPr>
-        <w:t>Teacher check: Chance does not guarantee coverage. Do not let one confident student answer for everyone.</w:t>
-      </w:r>
-    </w:p>
-    <w:p>
-      <w:hyperlink r:id="rId19">
-        <w:r>
-          <w:rPr>
-            <w:u w:val="single"/>
-            <w:sz w:val="18"/>
-          </w:rPr>
-          <w:t>Credit and source: Shared dice-selection format; TNT classroom adaptation</w:t>
-        </w:r>
-      </w:hyperlink>
-    </w:p>
-    <w:p>
-      <w:hyperlink r:id="rId21">
-        <w:r>
-          <w:rPr>
-            <w:u w:val="single"/>
-            <w:sz w:val="18"/>
-          </w:rPr>
-          <w:t>Full activity guide</w:t>
-        </w:r>
-      </w:hyperlink>
     </w:p>
     <w:p>
       <w:r>
@@ -1303,7 +1812,7 @@
         <w:pStyle w:val="Title"/>
       </w:pPr>
       <w:r>
-        <w:t>Retrieval clock template</w:t>
+        <w:t>Retrieval clock</w:t>
       </w:r>
     </w:p>
     <w:p>
@@ -1311,14 +1820,76 @@
         <w:t>Topic [Add your taught topic]     Name __________________     Date __________</w:t>
       </w:r>
     </w:p>
+    <w:tbl>
+      <w:tblPr>
+        <w:tblW w:type="auto" w:w="0"/>
+        <w:tblLook w:firstColumn="1" w:firstRow="1" w:lastColumn="0" w:lastRow="0" w:noHBand="0" w:noVBand="1" w:val="04A0"/>
+      </w:tblPr>
+      <w:tblGrid>
+        <w:gridCol w:w="3456"/>
+        <w:gridCol w:w="3456"/>
+        <w:gridCol w:w="3456"/>
+      </w:tblGrid>
+      <w:tr>
+        <w:tc>
+          <w:tcPr>
+            <w:tcW w:type="dxa" w:w="3456"/>
+            <w:shd w:fill="E7EEF0"/>
+          </w:tcPr>
+          <w:p>
+            <w:pPr>
+              <w:spacing w:before="120" w:after="120"/>
+            </w:pPr>
+            <w:r>
+              <w:rPr>
+                <w:b/>
+                <w:sz w:val="20"/>
+              </w:rPr>
+              <w:t>01  RECALL</w:t>
+            </w:r>
+          </w:p>
+        </w:tc>
+        <w:tc>
+          <w:tcPr>
+            <w:tcW w:type="dxa" w:w="3456"/>
+            <w:shd w:fill="E7EEF0"/>
+          </w:tcPr>
+          <w:p>
+            <w:pPr>
+              <w:spacing w:before="120" w:after="120"/>
+            </w:pPr>
+            <w:r>
+              <w:rPr>
+                <w:b/>
+                <w:sz w:val="20"/>
+              </w:rPr>
+              <w:t>02  CHECK</w:t>
+            </w:r>
+          </w:p>
+        </w:tc>
+        <w:tc>
+          <w:tcPr>
+            <w:tcW w:type="dxa" w:w="3456"/>
+            <w:shd w:fill="E7EEF0"/>
+          </w:tcPr>
+          <w:p>
+            <w:pPr>
+              <w:spacing w:before="120" w:after="120"/>
+            </w:pPr>
+            <w:r>
+              <w:rPr>
+                <w:b/>
+                <w:sz w:val="20"/>
+              </w:rPr>
+              <w:t>03  IMPROVE</w:t>
+            </w:r>
+          </w:p>
+        </w:tc>
+      </w:tr>
+    </w:tbl>
     <w:p>
       <w:r>
-        <w:t>Teacher setup: Replace the bracketed prompts with your own content before printing. Keep checked answers ready for feedback.</w:t>
-      </w:r>
-    </w:p>
-    <w:p>
-      <w:r>
-        <w:t>Student routine: Recall without notes first. Then check and improve in a different colour.</w:t>
+        <w:t>Start with what you remember. Add corrections after feedback.</w:t>
       </w:r>
     </w:p>
     <w:tbl>
@@ -1352,14 +1923,26 @@
               <w:bottom w:w="120" w:type="dxa"/>
               <w:right w:w="120" w:type="dxa"/>
             </w:tcMar>
+            <w:shd w:fill="F3F6F5"/>
           </w:tcPr>
+          <w:p>
+            <w:pPr>
+              <w:spacing w:after="160"/>
+            </w:pPr>
+            <w:r>
+              <w:rPr>
+                <w:b/>
+                <w:sz w:val="26"/>
+              </w:rPr>
+              <w:t>12 to 3</w:t>
+            </w:r>
+          </w:p>
           <w:p>
             <w:r>
               <w:rPr>
-                <w:b/>
+                <w:color w:val="656B69"/>
+                <w:sz w:val="20"/>
               </w:rPr>
-              <w:t>12 to 3</w:t>
-              <w:br/>
               <w:t>[Add a subtopic]</w:t>
             </w:r>
           </w:p>
@@ -1380,14 +1963,26 @@
               <w:bottom w:w="120" w:type="dxa"/>
               <w:right w:w="120" w:type="dxa"/>
             </w:tcMar>
+            <w:shd w:fill="F3F6F5"/>
           </w:tcPr>
+          <w:p>
+            <w:pPr>
+              <w:spacing w:after="160"/>
+            </w:pPr>
+            <w:r>
+              <w:rPr>
+                <w:b/>
+                <w:sz w:val="26"/>
+              </w:rPr>
+              <w:t>3 to 6</w:t>
+            </w:r>
+          </w:p>
           <w:p>
             <w:r>
               <w:rPr>
-                <w:b/>
+                <w:color w:val="656B69"/>
+                <w:sz w:val="20"/>
               </w:rPr>
-              <w:t>3 to 6</w:t>
-              <w:br/>
               <w:t>[Add a subtopic]</w:t>
             </w:r>
           </w:p>
@@ -1413,14 +2008,26 @@
               <w:bottom w:w="120" w:type="dxa"/>
               <w:right w:w="120" w:type="dxa"/>
             </w:tcMar>
+            <w:shd w:fill="F3F6F5"/>
           </w:tcPr>
+          <w:p>
+            <w:pPr>
+              <w:spacing w:after="160"/>
+            </w:pPr>
+            <w:r>
+              <w:rPr>
+                <w:b/>
+                <w:sz w:val="26"/>
+              </w:rPr>
+              <w:t>9 to 12</w:t>
+            </w:r>
+          </w:p>
           <w:p>
             <w:r>
               <w:rPr>
-                <w:b/>
+                <w:color w:val="656B69"/>
+                <w:sz w:val="20"/>
               </w:rPr>
-              <w:t>9 to 12</w:t>
-              <w:br/>
               <w:t>[Add a subtopic]</w:t>
             </w:r>
           </w:p>
@@ -1441,14 +2048,26 @@
               <w:bottom w:w="120" w:type="dxa"/>
               <w:right w:w="120" w:type="dxa"/>
             </w:tcMar>
+            <w:shd w:fill="F3F6F5"/>
           </w:tcPr>
+          <w:p>
+            <w:pPr>
+              <w:spacing w:after="160"/>
+            </w:pPr>
+            <w:r>
+              <w:rPr>
+                <w:b/>
+                <w:sz w:val="26"/>
+              </w:rPr>
+              <w:t>6 to 9</w:t>
+            </w:r>
+          </w:p>
           <w:p>
             <w:r>
               <w:rPr>
-                <w:b/>
+                <w:color w:val="656B69"/>
+                <w:sz w:val="20"/>
               </w:rPr>
-              <w:t>6 to 9</w:t>
-              <w:br/>
               <w:t>[Add a subtopic]</w:t>
             </w:r>
           </w:p>
@@ -1461,38 +2080,10 @@
         <w:spacing w:after="100"/>
       </w:pPr>
       <w:r>
-        <w:t>My correction or next revisit ______________________________________________</w:t>
+        <w:t>Check and improve</w:t>
+        <w:br/>
+        <w:t>One idea to correct or revisit __________________________________________</w:t>
       </w:r>
-    </w:p>
-    <w:p>
-      <w:r>
-        <w:rPr>
-          <w:sz w:val="18"/>
-        </w:rPr>
-        <w:t>Teacher check: The clock is an organiser, not a race. Avoid twelve rushed sections that leave no time for correction.</w:t>
-      </w:r>
-    </w:p>
-    <w:p>
-      <w:hyperlink r:id="rId19">
-        <w:r>
-          <w:rPr>
-            <w:u w:val="single"/>
-            <w:sz w:val="18"/>
-          </w:rPr>
-          <w:t>Credit and source: Shared clock organiser; TNT retrieval adaptation</w:t>
-        </w:r>
-      </w:hyperlink>
-    </w:p>
-    <w:p>
-      <w:hyperlink r:id="rId22">
-        <w:r>
-          <w:rPr>
-            <w:u w:val="single"/>
-            <w:sz w:val="18"/>
-          </w:rPr>
-          <w:t>Full activity guide</w:t>
-        </w:r>
-      </w:hyperlink>
     </w:p>
     <w:sectPr>
       <w:footerReference w:type="default" r:id="rId9"/>
@@ -1515,7 +2106,7 @@
       <w:rPr>
         <w:sz w:val="18"/>
       </w:rPr>
-      <w:t>TNT Teaching Tools   |   Recall independently   |   Check and improve</w:t>
+      <w:t>Recall from memory first. Check and improve in a different colour.</w:t>
     </w:r>
   </w:p>
 </w:ftr>
@@ -1888,7 +2479,7 @@
       <w:spacing w:after="120"/>
     </w:pPr>
     <w:rPr>
-      <w:rFonts w:ascii="Arial" w:hAnsi="Arial"/>
+      <w:rFonts w:ascii="Calibri" w:hAnsi="Calibri"/>
       <w:color w:val="000000"/>
       <w:sz w:val="22"/>
     </w:rPr>
@@ -1952,7 +2543,7 @@
       <w:outlineLvl w:val="0"/>
     </w:pPr>
     <w:rPr>
-      <w:rFonts w:asciiTheme="majorHAnsi" w:eastAsiaTheme="majorEastAsia" w:hAnsiTheme="majorHAnsi" w:cstheme="majorBidi" w:ascii="Arial" w:hAnsi="Arial"/>
+      <w:rFonts w:asciiTheme="majorHAnsi" w:eastAsiaTheme="majorEastAsia" w:hAnsiTheme="majorHAnsi" w:cstheme="majorBidi" w:ascii="Calibri" w:hAnsi="Calibri"/>
       <w:b/>
       <w:bCs/>
       <w:color w:val="000000"/>
@@ -1976,7 +2567,7 @@
       <w:outlineLvl w:val="1"/>
     </w:pPr>
     <w:rPr>
-      <w:rFonts w:asciiTheme="majorHAnsi" w:eastAsiaTheme="majorEastAsia" w:hAnsiTheme="majorHAnsi" w:cstheme="majorBidi" w:ascii="Arial" w:hAnsi="Arial"/>
+      <w:rFonts w:asciiTheme="majorHAnsi" w:eastAsiaTheme="majorEastAsia" w:hAnsiTheme="majorHAnsi" w:cstheme="majorBidi" w:ascii="Calibri" w:hAnsi="Calibri"/>
       <w:b/>
       <w:bCs/>
       <w:color w:val="000000"/>
@@ -2238,11 +2829,11 @@
       <w:contextualSpacing/>
     </w:pPr>
     <w:rPr>
-      <w:rFonts w:asciiTheme="majorHAnsi" w:eastAsiaTheme="majorEastAsia" w:hAnsiTheme="majorHAnsi" w:cstheme="majorBidi" w:ascii="Arial" w:hAnsi="Arial"/>
+      <w:rFonts w:asciiTheme="majorHAnsi" w:eastAsiaTheme="majorEastAsia" w:hAnsiTheme="majorHAnsi" w:cstheme="majorBidi" w:ascii="Calibri" w:hAnsi="Calibri"/>
       <w:color w:val="000000"/>
       <w:spacing w:val="5"/>
       <w:kern w:val="28"/>
-      <w:sz w:val="50"/>
+      <w:sz w:val="56"/>
       <w:szCs w:val="52"/>
     </w:rPr>
   </w:style>
